--- a/docs/DOC-042 — Internal Economic Reality Qualification Capability.docx
+++ b/docs/DOC-042 — Internal Economic Reality Qualification Capability.docx
@@ -147,7 +147,7 @@
         <w:rPr>
           <w:rtl w:val="0"/>
         </w:rPr>
-        <w:t xml:space="preserve"> Draft</w:t>
+        <w:t xml:space="preserve"> Approved</w:t>
       </w:r>
     </w:p>
     <w:p>
